--- a/info/comandos e info.docx
+++ b/info/comandos e info.docx
@@ -20,10 +20,12 @@
         <w:t xml:space="preserve"> </w:t>
       </w:r>
       <w:proofErr w:type="spellStart"/>
+      <w:proofErr w:type="gramStart"/>
       <w:r>
         <w:t>make:model</w:t>
       </w:r>
       <w:proofErr w:type="spellEnd"/>
+      <w:proofErr w:type="gramEnd"/>
       <w:r>
         <w:t xml:space="preserve"> </w:t>
       </w:r>
@@ -62,10 +64,12 @@
         <w:t xml:space="preserve"> </w:t>
       </w:r>
       <w:proofErr w:type="spellStart"/>
+      <w:proofErr w:type="gramStart"/>
       <w:r>
         <w:t>make:model</w:t>
       </w:r>
       <w:proofErr w:type="spellEnd"/>
+      <w:proofErr w:type="gramEnd"/>
       <w:r>
         <w:t xml:space="preserve"> </w:t>
       </w:r>
@@ -147,10 +151,12 @@
         <w:t xml:space="preserve"> </w:t>
       </w:r>
       <w:proofErr w:type="spellStart"/>
+      <w:proofErr w:type="gramStart"/>
       <w:r>
         <w:t>make:model</w:t>
       </w:r>
       <w:proofErr w:type="spellEnd"/>
+      <w:proofErr w:type="gramEnd"/>
       <w:r>
         <w:t xml:space="preserve"> </w:t>
       </w:r>
@@ -195,10 +201,12 @@
         <w:t xml:space="preserve"> </w:t>
       </w:r>
       <w:proofErr w:type="spellStart"/>
+      <w:proofErr w:type="gramStart"/>
       <w:r>
         <w:t>migrate:fresh</w:t>
       </w:r>
       <w:proofErr w:type="spellEnd"/>
+      <w:proofErr w:type="gramEnd"/>
       <w:r>
         <w:t xml:space="preserve"> --</w:t>
       </w:r>
@@ -232,6 +240,142 @@
       </w:r>
       <w:proofErr w:type="spellEnd"/>
     </w:p>
+    <w:p/>
+    <w:p>
+      <w:proofErr w:type="spellStart"/>
+      <w:r>
+        <w:t>php</w:t>
+      </w:r>
+      <w:proofErr w:type="spellEnd"/>
+      <w:r>
+        <w:t xml:space="preserve"> </w:t>
+      </w:r>
+      <w:proofErr w:type="spellStart"/>
+      <w:r>
+        <w:t>artisan</w:t>
+      </w:r>
+      <w:proofErr w:type="spellEnd"/>
+      <w:r>
+        <w:t xml:space="preserve"> </w:t>
+      </w:r>
+      <w:proofErr w:type="spellStart"/>
+      <w:proofErr w:type="gramStart"/>
+      <w:r>
+        <w:t>make:model</w:t>
+      </w:r>
+      <w:proofErr w:type="spellEnd"/>
+      <w:proofErr w:type="gramEnd"/>
+      <w:r>
+        <w:t xml:space="preserve"> </w:t>
+      </w:r>
+      <w:proofErr w:type="spellStart"/>
+      <w:r>
+        <w:t>DesarrolloSocial</w:t>
+      </w:r>
+      <w:proofErr w:type="spellEnd"/>
+      <w:r>
+        <w:t>/</w:t>
+      </w:r>
+      <w:proofErr w:type="spellStart"/>
+      <w:r>
+        <w:t>EstadoConstancia</w:t>
+      </w:r>
+      <w:proofErr w:type="spellEnd"/>
+      <w:r>
+        <w:t xml:space="preserve"> -m</w:t>
+      </w:r>
+    </w:p>
+    <w:p>
+      <w:proofErr w:type="spellStart"/>
+      <w:r>
+        <w:t>php</w:t>
+      </w:r>
+      <w:proofErr w:type="spellEnd"/>
+      <w:r>
+        <w:t xml:space="preserve"> </w:t>
+      </w:r>
+      <w:proofErr w:type="spellStart"/>
+      <w:r>
+        <w:t>artisan</w:t>
+      </w:r>
+      <w:proofErr w:type="spellEnd"/>
+      <w:r>
+        <w:t xml:space="preserve"> </w:t>
+      </w:r>
+      <w:proofErr w:type="spellStart"/>
+      <w:proofErr w:type="gramStart"/>
+      <w:r>
+        <w:t>make:model</w:t>
+      </w:r>
+      <w:proofErr w:type="spellEnd"/>
+      <w:proofErr w:type="gramEnd"/>
+      <w:r>
+        <w:t xml:space="preserve"> </w:t>
+      </w:r>
+      <w:proofErr w:type="spellStart"/>
+      <w:r>
+        <w:t>DesarrolloSocial</w:t>
+      </w:r>
+      <w:proofErr w:type="spellEnd"/>
+      <w:r>
+        <w:t>/</w:t>
+      </w:r>
+      <w:proofErr w:type="spellStart"/>
+      <w:r>
+        <w:t>EstadoConstancia</w:t>
+      </w:r>
+      <w:proofErr w:type="spellEnd"/>
+      <w:r>
+        <w:t xml:space="preserve"> -m</w:t>
+      </w:r>
+    </w:p>
+    <w:p/>
+    <w:p/>
+    <w:p>
+      <w:proofErr w:type="spellStart"/>
+      <w:r>
+        <w:t>php</w:t>
+      </w:r>
+      <w:proofErr w:type="spellEnd"/>
+      <w:r>
+        <w:t xml:space="preserve"> </w:t>
+      </w:r>
+      <w:proofErr w:type="spellStart"/>
+      <w:r>
+        <w:t>artisan</w:t>
+      </w:r>
+      <w:proofErr w:type="spellEnd"/>
+      <w:r>
+        <w:t xml:space="preserve"> </w:t>
+      </w:r>
+      <w:proofErr w:type="spellStart"/>
+      <w:proofErr w:type="gramStart"/>
+      <w:r>
+        <w:t>make:model</w:t>
+      </w:r>
+      <w:proofErr w:type="spellEnd"/>
+      <w:proofErr w:type="gramEnd"/>
+      <w:r>
+        <w:t xml:space="preserve"> </w:t>
+      </w:r>
+      <w:proofErr w:type="spellStart"/>
+      <w:r>
+        <w:t>DesarrolloSocial</w:t>
+      </w:r>
+      <w:proofErr w:type="spellEnd"/>
+      <w:r>
+        <w:t>/</w:t>
+      </w:r>
+      <w:proofErr w:type="spellStart"/>
+      <w:r>
+        <w:t>Solicitud_has_RequisitoTramiteConstancia</w:t>
+      </w:r>
+      <w:proofErr w:type="spellEnd"/>
+      <w:r>
+        <w:t xml:space="preserve"> -m</w:t>
+      </w:r>
+    </w:p>
+    <w:p/>
     <w:sectPr>
       <w:pgSz w:w="12240" w:h="15840"/>
       <w:pgMar w:top="1417" w:right="1701" w:bottom="1417" w:left="1701" w:header="708" w:footer="708" w:gutter="0"/>
@@ -845,6 +989,7 @@
   <w:style w:type="character" w:default="1" w:styleId="Fuentedeprrafopredeter">
     <w:name w:val="Default Paragraph Font"/>
     <w:uiPriority w:val="1"/>
+    <w:semiHidden/>
     <w:unhideWhenUsed/>
   </w:style>
   <w:style w:type="table" w:default="1" w:styleId="Tablanormal">
